--- a/C/C.docx
+++ b/C/C.docx
@@ -402,8 +402,6 @@
         </w:rPr>
         <w:t>Compilers &amp; Interpreters</w:t>
       </w:r>
-      <w:bookmarkStart w:id="0" w:name="_GoBack"/>
-      <w:bookmarkEnd w:id="0"/>
     </w:p>
     <w:p>
       <w:pPr>
@@ -517,13 +515,17 @@
         <w:jc w:val="both"/>
         <w:rPr>
           <w:rFonts w:ascii="Times New Roman" w:hAnsi="Times New Roman" w:cs="Times New Roman"/>
-          <w:sz w:val="28"/>
-          <w:szCs w:val="28"/>
-        </w:rPr>
-      </w:pPr>
-      <w:r>
-        <w:rPr>
-          <w:rFonts w:ascii="Times New Roman" w:hAnsi="Times New Roman" w:cs="Times New Roman"/>
+          <w:b/>
+          <w:bCs/>
+          <w:sz w:val="28"/>
+          <w:szCs w:val="28"/>
+        </w:rPr>
+      </w:pPr>
+      <w:r>
+        <w:rPr>
+          <w:rFonts w:ascii="Times New Roman" w:hAnsi="Times New Roman" w:cs="Times New Roman"/>
+          <w:b/>
+          <w:bCs/>
           <w:sz w:val="28"/>
           <w:szCs w:val="28"/>
         </w:rPr>
@@ -532,17 +534,26 @@
     </w:p>
     <w:p>
       <w:pPr>
-        <w:spacing w:after="0"/>
-        <w:jc w:val="both"/>
-        <w:rPr>
-          <w:rFonts w:ascii="Times New Roman" w:hAnsi="Times New Roman" w:cs="Times New Roman"/>
-          <w:sz w:val="28"/>
-          <w:szCs w:val="28"/>
-        </w:rPr>
-      </w:pPr>
-      <w:r>
-        <w:rPr>
-          <w:rFonts w:ascii="Times New Roman" w:hAnsi="Times New Roman" w:cs="Times New Roman"/>
+        <w:pStyle w:val="ListParagraph"/>
+        <w:numPr>
+          <w:ilvl w:val="0"/>
+          <w:numId w:val="3"/>
+        </w:numPr>
+        <w:spacing w:after="0"/>
+        <w:jc w:val="both"/>
+        <w:rPr>
+          <w:rFonts w:ascii="Times New Roman" w:hAnsi="Times New Roman" w:cs="Times New Roman"/>
+          <w:b/>
+          <w:bCs/>
+          <w:sz w:val="28"/>
+          <w:szCs w:val="28"/>
+        </w:rPr>
+      </w:pPr>
+      <w:r>
+        <w:rPr>
+          <w:rFonts w:ascii="Times New Roman" w:hAnsi="Times New Roman" w:cs="Times New Roman"/>
+          <w:b/>
+          <w:bCs/>
           <w:sz w:val="28"/>
           <w:szCs w:val="28"/>
         </w:rPr>
@@ -551,6 +562,11 @@
     </w:p>
     <w:p>
       <w:pPr>
+        <w:pStyle w:val="ListParagraph"/>
+        <w:numPr>
+          <w:ilvl w:val="1"/>
+          <w:numId w:val="3"/>
+        </w:numPr>
         <w:spacing w:after="0"/>
         <w:jc w:val="both"/>
         <w:rPr>
@@ -570,17 +586,11 @@
     </w:p>
     <w:p>
       <w:pPr>
-        <w:spacing w:after="0"/>
-        <w:jc w:val="both"/>
-        <w:rPr>
-          <w:rFonts w:ascii="Times New Roman" w:hAnsi="Times New Roman" w:cs="Times New Roman"/>
-          <w:sz w:val="28"/>
-          <w:szCs w:val="28"/>
-        </w:rPr>
-      </w:pPr>
-    </w:p>
-    <w:p>
-      <w:pPr>
+        <w:pStyle w:val="ListParagraph"/>
+        <w:numPr>
+          <w:ilvl w:val="1"/>
+          <w:numId w:val="3"/>
+        </w:numPr>
         <w:spacing w:after="0"/>
         <w:jc w:val="both"/>
         <w:rPr>
@@ -600,17 +610,11 @@
     </w:p>
     <w:p>
       <w:pPr>
-        <w:spacing w:after="0"/>
-        <w:jc w:val="both"/>
-        <w:rPr>
-          <w:rFonts w:ascii="Times New Roman" w:hAnsi="Times New Roman" w:cs="Times New Roman"/>
-          <w:sz w:val="28"/>
-          <w:szCs w:val="28"/>
-        </w:rPr>
-      </w:pPr>
-    </w:p>
-    <w:p>
-      <w:pPr>
+        <w:pStyle w:val="ListParagraph"/>
+        <w:numPr>
+          <w:ilvl w:val="1"/>
+          <w:numId w:val="3"/>
+        </w:numPr>
         <w:spacing w:after="0"/>
         <w:jc w:val="both"/>
         <w:rPr>
@@ -630,28 +634,26 @@
     </w:p>
     <w:p>
       <w:pPr>
-        <w:spacing w:after="0"/>
-        <w:jc w:val="both"/>
-        <w:rPr>
-          <w:rFonts w:ascii="Times New Roman" w:hAnsi="Times New Roman" w:cs="Times New Roman"/>
-          <w:sz w:val="28"/>
-          <w:szCs w:val="28"/>
-        </w:rPr>
-      </w:pPr>
-    </w:p>
-    <w:p>
-      <w:pPr>
-        <w:spacing w:after="0"/>
-        <w:jc w:val="both"/>
-        <w:rPr>
-          <w:rFonts w:ascii="Times New Roman" w:hAnsi="Times New Roman" w:cs="Times New Roman"/>
-          <w:sz w:val="28"/>
-          <w:szCs w:val="28"/>
-        </w:rPr>
-      </w:pPr>
-      <w:r>
-        <w:rPr>
-          <w:rFonts w:ascii="Times New Roman" w:hAnsi="Times New Roman" w:cs="Times New Roman"/>
+        <w:pStyle w:val="ListParagraph"/>
+        <w:numPr>
+          <w:ilvl w:val="0"/>
+          <w:numId w:val="3"/>
+        </w:numPr>
+        <w:spacing w:after="0"/>
+        <w:jc w:val="both"/>
+        <w:rPr>
+          <w:rFonts w:ascii="Times New Roman" w:hAnsi="Times New Roman" w:cs="Times New Roman"/>
+          <w:b/>
+          <w:bCs/>
+          <w:sz w:val="28"/>
+          <w:szCs w:val="28"/>
+        </w:rPr>
+      </w:pPr>
+      <w:r>
+        <w:rPr>
+          <w:rFonts w:ascii="Times New Roman" w:hAnsi="Times New Roman" w:cs="Times New Roman"/>
+          <w:b/>
+          <w:bCs/>
           <w:sz w:val="28"/>
           <w:szCs w:val="28"/>
         </w:rPr>
@@ -671,36 +673,36 @@
     </w:p>
     <w:p>
       <w:pPr>
-        <w:spacing w:after="0"/>
-        <w:jc w:val="both"/>
-        <w:rPr>
-          <w:rFonts w:ascii="Times New Roman" w:hAnsi="Times New Roman" w:cs="Times New Roman"/>
-          <w:sz w:val="28"/>
-          <w:szCs w:val="28"/>
-        </w:rPr>
-      </w:pPr>
-      <w:r>
-        <w:rPr>
-          <w:rFonts w:ascii="Times New Roman" w:hAnsi="Times New Roman" w:cs="Times New Roman"/>
-          <w:sz w:val="28"/>
-          <w:szCs w:val="28"/>
-        </w:rPr>
+        <w:pStyle w:val="ListParagraph"/>
+        <w:numPr>
+          <w:ilvl w:val="1"/>
+          <w:numId w:val="3"/>
+        </w:numPr>
+        <w:spacing w:after="0"/>
+        <w:jc w:val="both"/>
+        <w:rPr>
+          <w:rFonts w:ascii="Times New Roman" w:hAnsi="Times New Roman" w:cs="Times New Roman"/>
+          <w:sz w:val="28"/>
+          <w:szCs w:val="28"/>
+        </w:rPr>
+      </w:pPr>
+      <w:r>
+        <w:rPr>
+          <w:rFonts w:ascii="Times New Roman" w:hAnsi="Times New Roman" w:cs="Times New Roman"/>
+          <w:sz w:val="28"/>
+          <w:szCs w:val="28"/>
+        </w:rPr>
+        <w:lastRenderedPageBreak/>
         <w:t>Visual Studio Code (VS Code) (with extensions)</w:t>
       </w:r>
     </w:p>
     <w:p>
       <w:pPr>
-        <w:spacing w:after="0"/>
-        <w:jc w:val="both"/>
-        <w:rPr>
-          <w:rFonts w:ascii="Times New Roman" w:hAnsi="Times New Roman" w:cs="Times New Roman"/>
-          <w:sz w:val="28"/>
-          <w:szCs w:val="28"/>
-        </w:rPr>
-      </w:pPr>
-    </w:p>
-    <w:p>
-      <w:pPr>
+        <w:pStyle w:val="ListParagraph"/>
+        <w:numPr>
+          <w:ilvl w:val="1"/>
+          <w:numId w:val="3"/>
+        </w:numPr>
         <w:spacing w:after="0"/>
         <w:jc w:val="both"/>
         <w:rPr>
@@ -720,17 +722,11 @@
     </w:p>
     <w:p>
       <w:pPr>
-        <w:spacing w:after="0"/>
-        <w:jc w:val="both"/>
-        <w:rPr>
-          <w:rFonts w:ascii="Times New Roman" w:hAnsi="Times New Roman" w:cs="Times New Roman"/>
-          <w:sz w:val="28"/>
-          <w:szCs w:val="28"/>
-        </w:rPr>
-      </w:pPr>
-    </w:p>
-    <w:p>
-      <w:pPr>
+        <w:pStyle w:val="ListParagraph"/>
+        <w:numPr>
+          <w:ilvl w:val="1"/>
+          <w:numId w:val="3"/>
+        </w:numPr>
         <w:spacing w:after="0"/>
         <w:jc w:val="both"/>
         <w:rPr>
@@ -757,6 +753,249 @@
         <w:t>Emacs</w:t>
       </w:r>
       <w:proofErr w:type="spellEnd"/>
+    </w:p>
+    <w:p>
+      <w:pPr>
+        <w:spacing w:after="0"/>
+        <w:jc w:val="both"/>
+        <w:rPr>
+          <w:rFonts w:ascii="Times New Roman" w:hAnsi="Times New Roman" w:cs="Times New Roman"/>
+          <w:sz w:val="28"/>
+          <w:szCs w:val="28"/>
+        </w:rPr>
+      </w:pPr>
+    </w:p>
+    <w:p>
+      <w:pPr>
+        <w:spacing w:after="0"/>
+        <w:jc w:val="both"/>
+        <w:rPr>
+          <w:rFonts w:ascii="Times New Roman" w:hAnsi="Times New Roman" w:cs="Times New Roman"/>
+          <w:b/>
+          <w:bCs/>
+          <w:sz w:val="28"/>
+          <w:szCs w:val="28"/>
+        </w:rPr>
+      </w:pPr>
+      <w:r>
+        <w:rPr>
+          <w:rFonts w:ascii="Times New Roman" w:hAnsi="Times New Roman" w:cs="Times New Roman"/>
+          <w:b/>
+          <w:bCs/>
+          <w:sz w:val="28"/>
+          <w:szCs w:val="28"/>
+        </w:rPr>
+        <w:t>Visual Studio Code (VS Code) for C Programming</w:t>
+      </w:r>
+    </w:p>
+    <w:p>
+      <w:pPr>
+        <w:spacing w:after="0"/>
+        <w:jc w:val="both"/>
+        <w:rPr>
+          <w:rFonts w:ascii="Times New Roman" w:hAnsi="Times New Roman" w:cs="Times New Roman"/>
+          <w:sz w:val="28"/>
+          <w:szCs w:val="28"/>
+        </w:rPr>
+      </w:pPr>
+      <w:r>
+        <w:rPr>
+          <w:rFonts w:ascii="Times New Roman" w:hAnsi="Times New Roman" w:cs="Times New Roman"/>
+          <w:sz w:val="28"/>
+          <w:szCs w:val="28"/>
+        </w:rPr>
+        <w:t>VS Code is a lightweight, free, and highly customizable code editor developed by Microsoft. It supports C programming thr</w:t>
+      </w:r>
+      <w:bookmarkStart w:id="0" w:name="_GoBack"/>
+      <w:bookmarkEnd w:id="0"/>
+      <w:r>
+        <w:rPr>
+          <w:rFonts w:ascii="Times New Roman" w:hAnsi="Times New Roman" w:cs="Times New Roman"/>
+          <w:sz w:val="28"/>
+          <w:szCs w:val="28"/>
+        </w:rPr>
+        <w:t>ough extensions.</w:t>
+      </w:r>
+    </w:p>
+    <w:p>
+      <w:pPr>
+        <w:spacing w:after="0"/>
+        <w:jc w:val="both"/>
+        <w:rPr>
+          <w:rFonts w:ascii="Times New Roman" w:hAnsi="Times New Roman" w:cs="Times New Roman"/>
+          <w:sz w:val="28"/>
+          <w:szCs w:val="28"/>
+        </w:rPr>
+      </w:pPr>
+    </w:p>
+    <w:p>
+      <w:pPr>
+        <w:spacing w:after="0"/>
+        <w:jc w:val="both"/>
+        <w:rPr>
+          <w:rFonts w:ascii="Times New Roman" w:hAnsi="Times New Roman" w:cs="Times New Roman"/>
+          <w:b/>
+          <w:bCs/>
+          <w:sz w:val="28"/>
+          <w:szCs w:val="28"/>
+        </w:rPr>
+      </w:pPr>
+      <w:r>
+        <w:rPr>
+          <w:rFonts w:ascii="Times New Roman" w:hAnsi="Times New Roman" w:cs="Times New Roman"/>
+          <w:b/>
+          <w:bCs/>
+          <w:sz w:val="28"/>
+          <w:szCs w:val="28"/>
+        </w:rPr>
+        <w:t>Advantages of VS Code:</w:t>
+      </w:r>
+    </w:p>
+    <w:p>
+      <w:pPr>
+        <w:pStyle w:val="ListParagraph"/>
+        <w:numPr>
+          <w:ilvl w:val="0"/>
+          <w:numId w:val="4"/>
+        </w:numPr>
+        <w:spacing w:after="0"/>
+        <w:jc w:val="both"/>
+        <w:rPr>
+          <w:rFonts w:ascii="Times New Roman" w:hAnsi="Times New Roman" w:cs="Times New Roman"/>
+          <w:sz w:val="28"/>
+          <w:szCs w:val="28"/>
+        </w:rPr>
+      </w:pPr>
+      <w:r>
+        <w:rPr>
+          <w:rFonts w:ascii="Times New Roman" w:hAnsi="Times New Roman" w:cs="Times New Roman"/>
+          <w:sz w:val="28"/>
+          <w:szCs w:val="28"/>
+        </w:rPr>
+        <w:t xml:space="preserve">Cross-platform (Windows, Linux, </w:t>
+      </w:r>
+      <w:proofErr w:type="spellStart"/>
+      <w:r>
+        <w:rPr>
+          <w:rFonts w:ascii="Times New Roman" w:hAnsi="Times New Roman" w:cs="Times New Roman"/>
+          <w:sz w:val="28"/>
+          <w:szCs w:val="28"/>
+        </w:rPr>
+        <w:t>macOS</w:t>
+      </w:r>
+      <w:proofErr w:type="spellEnd"/>
+      <w:r>
+        <w:rPr>
+          <w:rFonts w:ascii="Times New Roman" w:hAnsi="Times New Roman" w:cs="Times New Roman"/>
+          <w:sz w:val="28"/>
+          <w:szCs w:val="28"/>
+        </w:rPr>
+        <w:t>)</w:t>
+      </w:r>
+    </w:p>
+    <w:p>
+      <w:pPr>
+        <w:pStyle w:val="ListParagraph"/>
+        <w:numPr>
+          <w:ilvl w:val="0"/>
+          <w:numId w:val="4"/>
+        </w:numPr>
+        <w:spacing w:after="0"/>
+        <w:jc w:val="both"/>
+        <w:rPr>
+          <w:rFonts w:ascii="Times New Roman" w:hAnsi="Times New Roman" w:cs="Times New Roman"/>
+          <w:sz w:val="28"/>
+          <w:szCs w:val="28"/>
+        </w:rPr>
+      </w:pPr>
+      <w:r>
+        <w:rPr>
+          <w:rFonts w:ascii="Times New Roman" w:hAnsi="Times New Roman" w:cs="Times New Roman"/>
+          <w:sz w:val="28"/>
+          <w:szCs w:val="28"/>
+        </w:rPr>
+        <w:t>Large extension library</w:t>
+      </w:r>
+    </w:p>
+    <w:p>
+      <w:pPr>
+        <w:pStyle w:val="ListParagraph"/>
+        <w:numPr>
+          <w:ilvl w:val="0"/>
+          <w:numId w:val="4"/>
+        </w:numPr>
+        <w:spacing w:after="0"/>
+        <w:jc w:val="both"/>
+        <w:rPr>
+          <w:rFonts w:ascii="Times New Roman" w:hAnsi="Times New Roman" w:cs="Times New Roman"/>
+          <w:sz w:val="28"/>
+          <w:szCs w:val="28"/>
+        </w:rPr>
+      </w:pPr>
+      <w:r>
+        <w:rPr>
+          <w:rFonts w:ascii="Times New Roman" w:hAnsi="Times New Roman" w:cs="Times New Roman"/>
+          <w:sz w:val="28"/>
+          <w:szCs w:val="28"/>
+        </w:rPr>
+        <w:t>Integrated terminal</w:t>
+      </w:r>
+    </w:p>
+    <w:p>
+      <w:pPr>
+        <w:pStyle w:val="ListParagraph"/>
+        <w:numPr>
+          <w:ilvl w:val="0"/>
+          <w:numId w:val="4"/>
+        </w:numPr>
+        <w:spacing w:after="0"/>
+        <w:jc w:val="both"/>
+        <w:rPr>
+          <w:rFonts w:ascii="Times New Roman" w:hAnsi="Times New Roman" w:cs="Times New Roman"/>
+          <w:sz w:val="28"/>
+          <w:szCs w:val="28"/>
+        </w:rPr>
+      </w:pPr>
+      <w:proofErr w:type="spellStart"/>
+      <w:r>
+        <w:rPr>
+          <w:rFonts w:ascii="Times New Roman" w:hAnsi="Times New Roman" w:cs="Times New Roman"/>
+          <w:sz w:val="28"/>
+          <w:szCs w:val="28"/>
+        </w:rPr>
+        <w:t>Git</w:t>
+      </w:r>
+      <w:proofErr w:type="spellEnd"/>
+      <w:r>
+        <w:rPr>
+          <w:rFonts w:ascii="Times New Roman" w:hAnsi="Times New Roman" w:cs="Times New Roman"/>
+          <w:sz w:val="28"/>
+          <w:szCs w:val="28"/>
+        </w:rPr>
+        <w:t xml:space="preserve"> support</w:t>
+      </w:r>
+    </w:p>
+    <w:p>
+      <w:pPr>
+        <w:spacing w:after="0"/>
+        <w:jc w:val="both"/>
+        <w:rPr>
+          <w:rFonts w:ascii="Times New Roman" w:hAnsi="Times New Roman" w:cs="Times New Roman"/>
+          <w:sz w:val="28"/>
+          <w:szCs w:val="28"/>
+        </w:rPr>
+      </w:pPr>
+    </w:p>
+    <w:p>
+      <w:pPr>
+        <w:spacing w:after="0"/>
+        <w:jc w:val="both"/>
+        <w:rPr>
+          <w:rFonts w:ascii="Times New Roman" w:hAnsi="Times New Roman" w:cs="Times New Roman"/>
+          <w:sz w:val="28"/>
+          <w:szCs w:val="28"/>
+        </w:rPr>
+      </w:pPr>
     </w:p>
     <w:sectPr>
       <w:pgSz w:w="12240" w:h="15840"/>
@@ -771,6 +1010,232 @@
 <file path=word/numbering.xml><?xml version="1.0" encoding="utf-8"?>
 <w:numbering xmlns:wpc="http://schemas.microsoft.com/office/word/2010/wordprocessingCanvas" xmlns:cx="http://schemas.microsoft.com/office/drawing/2014/chartex" xmlns:cx1="http://schemas.microsoft.com/office/drawing/2015/9/8/chartex" xmlns:mc="http://schemas.openxmlformats.org/markup-compatibility/2006" xmlns:o="urn:schemas-microsoft-com:office:office" xmlns:r="http://schemas.openxmlformats.org/officeDocument/2006/relationships" xmlns:m="http://schemas.openxmlformats.org/officeDocument/2006/math" xmlns:v="urn:schemas-microsoft-com:vml" xmlns:wp14="http://schemas.microsoft.com/office/word/2010/wordprocessingDrawing" xmlns:wp="http://schemas.openxmlformats.org/drawingml/2006/wordprocessingDrawing" xmlns:w10="urn:schemas-microsoft-com:office:word" xmlns:w="http://schemas.openxmlformats.org/wordprocessingml/2006/main" xmlns:w14="http://schemas.microsoft.com/office/word/2010/wordml" xmlns:w15="http://schemas.microsoft.com/office/word/2012/wordml" xmlns:w16se="http://schemas.microsoft.com/office/word/2015/wordml/symex" xmlns:wpg="http://schemas.microsoft.com/office/word/2010/wordprocessingGroup" xmlns:wpi="http://schemas.microsoft.com/office/word/2010/wordprocessingInk" xmlns:wne="http://schemas.microsoft.com/office/word/2006/wordml" xmlns:wps="http://schemas.microsoft.com/office/word/2010/wordprocessingShape" mc:Ignorable="w14 w15 w16se wp14">
   <w:abstractNum w:abstractNumId="0" w15:restartNumberingAfterBreak="0">
+    <w:nsid w:val="20144AD7"/>
+    <w:multiLevelType w:val="hybridMultilevel"/>
+    <w:tmpl w:val="D92E3584"/>
+    <w:lvl w:ilvl="0" w:tplc="04090001">
+      <w:start w:val="1"/>
+      <w:numFmt w:val="bullet"/>
+      <w:lvlText w:val=""/>
+      <w:lvlJc w:val="left"/>
+      <w:pPr>
+        <w:ind w:left="720" w:hanging="360"/>
+      </w:pPr>
+      <w:rPr>
+        <w:rFonts w:ascii="Symbol" w:hAnsi="Symbol" w:hint="default"/>
+      </w:rPr>
+    </w:lvl>
+    <w:lvl w:ilvl="1" w:tplc="04090003" w:tentative="1">
+      <w:start w:val="1"/>
+      <w:numFmt w:val="bullet"/>
+      <w:lvlText w:val="o"/>
+      <w:lvlJc w:val="left"/>
+      <w:pPr>
+        <w:ind w:left="1440" w:hanging="360"/>
+      </w:pPr>
+      <w:rPr>
+        <w:rFonts w:ascii="Courier New" w:hAnsi="Courier New" w:cs="Courier New" w:hint="default"/>
+      </w:rPr>
+    </w:lvl>
+    <w:lvl w:ilvl="2" w:tplc="04090005" w:tentative="1">
+      <w:start w:val="1"/>
+      <w:numFmt w:val="bullet"/>
+      <w:lvlText w:val=""/>
+      <w:lvlJc w:val="left"/>
+      <w:pPr>
+        <w:ind w:left="2160" w:hanging="360"/>
+      </w:pPr>
+      <w:rPr>
+        <w:rFonts w:ascii="Wingdings" w:hAnsi="Wingdings" w:hint="default"/>
+      </w:rPr>
+    </w:lvl>
+    <w:lvl w:ilvl="3" w:tplc="04090001" w:tentative="1">
+      <w:start w:val="1"/>
+      <w:numFmt w:val="bullet"/>
+      <w:lvlText w:val=""/>
+      <w:lvlJc w:val="left"/>
+      <w:pPr>
+        <w:ind w:left="2880" w:hanging="360"/>
+      </w:pPr>
+      <w:rPr>
+        <w:rFonts w:ascii="Symbol" w:hAnsi="Symbol" w:hint="default"/>
+      </w:rPr>
+    </w:lvl>
+    <w:lvl w:ilvl="4" w:tplc="04090003" w:tentative="1">
+      <w:start w:val="1"/>
+      <w:numFmt w:val="bullet"/>
+      <w:lvlText w:val="o"/>
+      <w:lvlJc w:val="left"/>
+      <w:pPr>
+        <w:ind w:left="3600" w:hanging="360"/>
+      </w:pPr>
+      <w:rPr>
+        <w:rFonts w:ascii="Courier New" w:hAnsi="Courier New" w:cs="Courier New" w:hint="default"/>
+      </w:rPr>
+    </w:lvl>
+    <w:lvl w:ilvl="5" w:tplc="04090005" w:tentative="1">
+      <w:start w:val="1"/>
+      <w:numFmt w:val="bullet"/>
+      <w:lvlText w:val=""/>
+      <w:lvlJc w:val="left"/>
+      <w:pPr>
+        <w:ind w:left="4320" w:hanging="360"/>
+      </w:pPr>
+      <w:rPr>
+        <w:rFonts w:ascii="Wingdings" w:hAnsi="Wingdings" w:hint="default"/>
+      </w:rPr>
+    </w:lvl>
+    <w:lvl w:ilvl="6" w:tplc="04090001" w:tentative="1">
+      <w:start w:val="1"/>
+      <w:numFmt w:val="bullet"/>
+      <w:lvlText w:val=""/>
+      <w:lvlJc w:val="left"/>
+      <w:pPr>
+        <w:ind w:left="5040" w:hanging="360"/>
+      </w:pPr>
+      <w:rPr>
+        <w:rFonts w:ascii="Symbol" w:hAnsi="Symbol" w:hint="default"/>
+      </w:rPr>
+    </w:lvl>
+    <w:lvl w:ilvl="7" w:tplc="04090003" w:tentative="1">
+      <w:start w:val="1"/>
+      <w:numFmt w:val="bullet"/>
+      <w:lvlText w:val="o"/>
+      <w:lvlJc w:val="left"/>
+      <w:pPr>
+        <w:ind w:left="5760" w:hanging="360"/>
+      </w:pPr>
+      <w:rPr>
+        <w:rFonts w:ascii="Courier New" w:hAnsi="Courier New" w:cs="Courier New" w:hint="default"/>
+      </w:rPr>
+    </w:lvl>
+    <w:lvl w:ilvl="8" w:tplc="04090005" w:tentative="1">
+      <w:start w:val="1"/>
+      <w:numFmt w:val="bullet"/>
+      <w:lvlText w:val=""/>
+      <w:lvlJc w:val="left"/>
+      <w:pPr>
+        <w:ind w:left="6480" w:hanging="360"/>
+      </w:pPr>
+      <w:rPr>
+        <w:rFonts w:ascii="Wingdings" w:hAnsi="Wingdings" w:hint="default"/>
+      </w:rPr>
+    </w:lvl>
+  </w:abstractNum>
+  <w:abstractNum w:abstractNumId="1" w15:restartNumberingAfterBreak="0">
+    <w:nsid w:val="4B7E6482"/>
+    <w:multiLevelType w:val="hybridMultilevel"/>
+    <w:tmpl w:val="1BF6305A"/>
+    <w:lvl w:ilvl="0" w:tplc="04090001">
+      <w:start w:val="1"/>
+      <w:numFmt w:val="bullet"/>
+      <w:lvlText w:val=""/>
+      <w:lvlJc w:val="left"/>
+      <w:pPr>
+        <w:ind w:left="720" w:hanging="360"/>
+      </w:pPr>
+      <w:rPr>
+        <w:rFonts w:ascii="Symbol" w:hAnsi="Symbol" w:hint="default"/>
+      </w:rPr>
+    </w:lvl>
+    <w:lvl w:ilvl="1" w:tplc="04090003">
+      <w:start w:val="1"/>
+      <w:numFmt w:val="bullet"/>
+      <w:lvlText w:val="o"/>
+      <w:lvlJc w:val="left"/>
+      <w:pPr>
+        <w:ind w:left="1440" w:hanging="360"/>
+      </w:pPr>
+      <w:rPr>
+        <w:rFonts w:ascii="Courier New" w:hAnsi="Courier New" w:cs="Courier New" w:hint="default"/>
+      </w:rPr>
+    </w:lvl>
+    <w:lvl w:ilvl="2" w:tplc="04090005" w:tentative="1">
+      <w:start w:val="1"/>
+      <w:numFmt w:val="bullet"/>
+      <w:lvlText w:val=""/>
+      <w:lvlJc w:val="left"/>
+      <w:pPr>
+        <w:ind w:left="2160" w:hanging="360"/>
+      </w:pPr>
+      <w:rPr>
+        <w:rFonts w:ascii="Wingdings" w:hAnsi="Wingdings" w:hint="default"/>
+      </w:rPr>
+    </w:lvl>
+    <w:lvl w:ilvl="3" w:tplc="04090001" w:tentative="1">
+      <w:start w:val="1"/>
+      <w:numFmt w:val="bullet"/>
+      <w:lvlText w:val=""/>
+      <w:lvlJc w:val="left"/>
+      <w:pPr>
+        <w:ind w:left="2880" w:hanging="360"/>
+      </w:pPr>
+      <w:rPr>
+        <w:rFonts w:ascii="Symbol" w:hAnsi="Symbol" w:hint="default"/>
+      </w:rPr>
+    </w:lvl>
+    <w:lvl w:ilvl="4" w:tplc="04090003" w:tentative="1">
+      <w:start w:val="1"/>
+      <w:numFmt w:val="bullet"/>
+      <w:lvlText w:val="o"/>
+      <w:lvlJc w:val="left"/>
+      <w:pPr>
+        <w:ind w:left="3600" w:hanging="360"/>
+      </w:pPr>
+      <w:rPr>
+        <w:rFonts w:ascii="Courier New" w:hAnsi="Courier New" w:cs="Courier New" w:hint="default"/>
+      </w:rPr>
+    </w:lvl>
+    <w:lvl w:ilvl="5" w:tplc="04090005" w:tentative="1">
+      <w:start w:val="1"/>
+      <w:numFmt w:val="bullet"/>
+      <w:lvlText w:val=""/>
+      <w:lvlJc w:val="left"/>
+      <w:pPr>
+        <w:ind w:left="4320" w:hanging="360"/>
+      </w:pPr>
+      <w:rPr>
+        <w:rFonts w:ascii="Wingdings" w:hAnsi="Wingdings" w:hint="default"/>
+      </w:rPr>
+    </w:lvl>
+    <w:lvl w:ilvl="6" w:tplc="04090001" w:tentative="1">
+      <w:start w:val="1"/>
+      <w:numFmt w:val="bullet"/>
+      <w:lvlText w:val=""/>
+      <w:lvlJc w:val="left"/>
+      <w:pPr>
+        <w:ind w:left="5040" w:hanging="360"/>
+      </w:pPr>
+      <w:rPr>
+        <w:rFonts w:ascii="Symbol" w:hAnsi="Symbol" w:hint="default"/>
+      </w:rPr>
+    </w:lvl>
+    <w:lvl w:ilvl="7" w:tplc="04090003" w:tentative="1">
+      <w:start w:val="1"/>
+      <w:numFmt w:val="bullet"/>
+      <w:lvlText w:val="o"/>
+      <w:lvlJc w:val="left"/>
+      <w:pPr>
+        <w:ind w:left="5760" w:hanging="360"/>
+      </w:pPr>
+      <w:rPr>
+        <w:rFonts w:ascii="Courier New" w:hAnsi="Courier New" w:cs="Courier New" w:hint="default"/>
+      </w:rPr>
+    </w:lvl>
+    <w:lvl w:ilvl="8" w:tplc="04090005" w:tentative="1">
+      <w:start w:val="1"/>
+      <w:numFmt w:val="bullet"/>
+      <w:lvlText w:val=""/>
+      <w:lvlJc w:val="left"/>
+      <w:pPr>
+        <w:ind w:left="6480" w:hanging="360"/>
+      </w:pPr>
+      <w:rPr>
+        <w:rFonts w:ascii="Wingdings" w:hAnsi="Wingdings" w:hint="default"/>
+      </w:rPr>
+    </w:lvl>
+  </w:abstractNum>
+  <w:abstractNum w:abstractNumId="2" w15:restartNumberingAfterBreak="0">
     <w:nsid w:val="6D7907D3"/>
     <w:multiLevelType w:val="hybridMultilevel"/>
     <w:tmpl w:val="C924F194"/>
@@ -883,7 +1348,7 @@
       </w:rPr>
     </w:lvl>
   </w:abstractNum>
-  <w:abstractNum w:abstractNumId="1" w15:restartNumberingAfterBreak="0">
+  <w:abstractNum w:abstractNumId="3" w15:restartNumberingAfterBreak="0">
     <w:nsid w:val="76BF5116"/>
     <w:multiLevelType w:val="hybridMultilevel"/>
     <w:tmpl w:val="053E8238"/>
@@ -997,10 +1462,16 @@
     </w:lvl>
   </w:abstractNum>
   <w:num w:numId="1">
-    <w:abstractNumId w:val="0"/>
+    <w:abstractNumId w:val="2"/>
   </w:num>
   <w:num w:numId="2">
+    <w:abstractNumId w:val="3"/>
+  </w:num>
+  <w:num w:numId="3">
     <w:abstractNumId w:val="1"/>
+  </w:num>
+  <w:num w:numId="4">
+    <w:abstractNumId w:val="0"/>
   </w:num>
 </w:numbering>
 </file>
